--- a/evidence-room/03_AP_AGENT_OS_PRO/Word_Templates/ER_Process_Discovery.docx
+++ b/evidence-room/03_AP_AGENT_OS_PRO/Word_Templates/ER_Process_Discovery.docx
@@ -5,7 +5,8 @@
     <w:p>
       <w:r>
         <w:rPr>
-          <w:b/>
+          <w:rFonts w:ascii="Georgia" w:hAnsi="Georgia" w:eastAsia="Georgia"/>
+          <w:b w:val="0"/>
           <w:color w:val="12160F"/>
           <w:sz w:val="44"/>
         </w:rPr>
@@ -14,22 +15,2701 @@
     </w:p>
     <w:p>
       <w:r>
-        <w:t>Record walkthroughs, systems, decisions, rules, inputs, outputs, exceptions, controls, dependencies. ERP-agnostic.</w:t>
+        <w:rPr>
+          <w:rFonts w:ascii="Calibri" w:hAnsi="Calibri" w:eastAsia="Calibri"/>
+          <w:b w:val="0"/>
+          <w:color w:val="5A6154"/>
+          <w:sz w:val="20"/>
+        </w:rPr>
+        <w:t>Blank fields are for the licensee. Northline examples are fictional.</w:t>
+      </w:r>
+    </w:p>
+    <w:p>
+      <w:pPr>
+        <w:pStyle w:val="Heading1"/>
+      </w:pPr>
+      <w:r>
+        <w:rPr>
+          <w:color w:val="12160F"/>
+        </w:rPr>
+        <w:t>Process discovery workbook</w:t>
       </w:r>
     </w:p>
     <w:p>
       <w:r>
-        <w:t>Brand idea: Proof before permission.</w:t>
+        <w:rPr>
+          <w:rFonts w:ascii="Calibri" w:hAnsi="Calibri" w:eastAsia="Calibri"/>
+          <w:b w:val="0"/>
+          <w:sz w:val="22"/>
+        </w:rPr>
+        <w:t>**Product:** Evidence Room — AP Agent OS · Professional</w:t>
+      </w:r>
+    </w:p>
+    <w:p>
+      <w:r>
+        <w:rPr>
+          <w:rFonts w:ascii="Calibri" w:hAnsi="Calibri" w:eastAsia="Calibri"/>
+          <w:b w:val="0"/>
+          <w:sz w:val="22"/>
+        </w:rPr>
+        <w:t>**Audience:** Transformation lead, process owner, walkthrough participants</w:t>
+      </w:r>
+    </w:p>
+    <w:p>
+      <w:r>
+        <w:rPr>
+          <w:rFonts w:ascii="Calibri" w:hAnsi="Calibri" w:eastAsia="Calibri"/>
+          <w:b w:val="0"/>
+          <w:sz w:val="22"/>
+        </w:rPr>
+        <w:t>**Use:** Discover one invoice-to-pay path well enough to charter Wave 1.</w:t>
+      </w:r>
+    </w:p>
+    <w:p>
+      <w:r>
+        <w:rPr>
+          <w:rFonts w:ascii="Calibri" w:hAnsi="Calibri" w:eastAsia="Calibri"/>
+          <w:b w:val="0"/>
+          <w:sz w:val="22"/>
+        </w:rPr>
+        <w:t>**Companion:** `Process_Mapping/PROCESS_WALKTHROUGH_GUIDE.md`, `00_METHODOLOGY.md`.</w:t>
+      </w:r>
+    </w:p>
+    <w:p>
+      <w:r>
+        <w:rPr>
+          <w:rFonts w:ascii="Calibri" w:hAnsi="Calibri" w:eastAsia="Calibri"/>
+          <w:b w:val="0"/>
+          <w:sz w:val="22"/>
+        </w:rPr>
+        <w:t>Do not discover “all AP worldwide” in one pass. Pick a path. Northline’s first path (fictional): NIL PO-goods US-OH.</w:t>
+      </w:r>
+    </w:p>
+    <w:p>
+      <w:pPr>
+        <w:pStyle w:val="Heading2"/>
+      </w:pPr>
+      <w:r>
+        <w:rPr>
+          <w:color w:val="12160F"/>
+        </w:rPr>
+        <w:t>1. Path identity</w:t>
+      </w:r>
+    </w:p>
+    <w:tbl>
+      <w:tblPr>
+        <w:tblStyle w:val="TableGrid"/>
+        <w:tblW w:type="auto" w:w="0"/>
+        <w:tblLook w:firstColumn="1" w:firstRow="1" w:lastColumn="0" w:lastRow="0" w:noHBand="0" w:noVBand="1" w:val="04A0"/>
+      </w:tblPr>
+      <w:tblGrid>
+        <w:gridCol w:w="4824"/>
+        <w:gridCol w:w="4824"/>
+      </w:tblGrid>
+      <w:tr>
+        <w:tc>
+          <w:tcPr>
+            <w:tcW w:type="dxa" w:w="4824"/>
+          </w:tcPr>
+          <w:p>
+            <w:r>
+              <w:rPr>
+                <w:rFonts w:ascii="Calibri" w:hAnsi="Calibri" w:eastAsia="Calibri"/>
+                <w:b/>
+                <w:sz w:val="18"/>
+              </w:rPr>
+              <w:t>Field</w:t>
+            </w:r>
+          </w:p>
+        </w:tc>
+        <w:tc>
+          <w:tcPr>
+            <w:tcW w:type="dxa" w:w="4824"/>
+          </w:tcPr>
+          <w:p>
+            <w:r>
+              <w:rPr>
+                <w:rFonts w:ascii="Calibri" w:hAnsi="Calibri" w:eastAsia="Calibri"/>
+                <w:b/>
+                <w:sz w:val="18"/>
+              </w:rPr>
+              <w:t>Entry</w:t>
+            </w:r>
+          </w:p>
+        </w:tc>
+      </w:tr>
+      <w:tr>
+        <w:tc>
+          <w:tcPr>
+            <w:tcW w:type="dxa" w:w="4824"/>
+          </w:tcPr>
+          <w:p>
+            <w:r>
+              <w:rPr>
+                <w:rFonts w:ascii="Calibri" w:hAnsi="Calibri" w:eastAsia="Calibri"/>
+                <w:b w:val="0"/>
+                <w:color w:val="12160F"/>
+                <w:sz w:val="18"/>
+              </w:rPr>
+              <w:t>Path name</w:t>
+            </w:r>
+          </w:p>
+        </w:tc>
+        <w:tc>
+          <w:tcPr>
+            <w:tcW w:type="dxa" w:w="4824"/>
+          </w:tcPr>
+          <w:p>
+            <w:r>
+              <w:rPr>
+                <w:rFonts w:ascii="Calibri" w:hAnsi="Calibri" w:eastAsia="Calibri"/>
+                <w:b w:val="0"/>
+                <w:color w:val="12160F"/>
+                <w:sz w:val="18"/>
+              </w:rPr>
+            </w:r>
+          </w:p>
+        </w:tc>
+      </w:tr>
+      <w:tr>
+        <w:tc>
+          <w:tcPr>
+            <w:tcW w:type="dxa" w:w="4824"/>
+          </w:tcPr>
+          <w:p>
+            <w:r>
+              <w:rPr>
+                <w:rFonts w:ascii="Calibri" w:hAnsi="Calibri" w:eastAsia="Calibri"/>
+                <w:b w:val="0"/>
+                <w:color w:val="12160F"/>
+                <w:sz w:val="18"/>
+              </w:rPr>
+              <w:t>Legal entity / plant</w:t>
+            </w:r>
+          </w:p>
+        </w:tc>
+        <w:tc>
+          <w:tcPr>
+            <w:tcW w:type="dxa" w:w="4824"/>
+          </w:tcPr>
+          <w:p>
+            <w:r>
+              <w:rPr>
+                <w:rFonts w:ascii="Calibri" w:hAnsi="Calibri" w:eastAsia="Calibri"/>
+                <w:b w:val="0"/>
+                <w:color w:val="12160F"/>
+                <w:sz w:val="18"/>
+              </w:rPr>
+            </w:r>
+          </w:p>
+        </w:tc>
+      </w:tr>
+      <w:tr>
+        <w:tc>
+          <w:tcPr>
+            <w:tcW w:type="dxa" w:w="4824"/>
+          </w:tcPr>
+          <w:p>
+            <w:r>
+              <w:rPr>
+                <w:rFonts w:ascii="Calibri" w:hAnsi="Calibri" w:eastAsia="Calibri"/>
+                <w:b w:val="0"/>
+                <w:color w:val="12160F"/>
+                <w:sz w:val="18"/>
+              </w:rPr>
+              <w:t>Document types</w:t>
+            </w:r>
+          </w:p>
+        </w:tc>
+        <w:tc>
+          <w:tcPr>
+            <w:tcW w:type="dxa" w:w="4824"/>
+          </w:tcPr>
+          <w:p>
+            <w:r>
+              <w:rPr>
+                <w:rFonts w:ascii="Calibri" w:hAnsi="Calibri" w:eastAsia="Calibri"/>
+                <w:b w:val="0"/>
+                <w:color w:val="12160F"/>
+                <w:sz w:val="18"/>
+              </w:rPr>
+            </w:r>
+          </w:p>
+        </w:tc>
+      </w:tr>
+      <w:tr>
+        <w:tc>
+          <w:tcPr>
+            <w:tcW w:type="dxa" w:w="4824"/>
+          </w:tcPr>
+          <w:p>
+            <w:r>
+              <w:rPr>
+                <w:rFonts w:ascii="Calibri" w:hAnsi="Calibri" w:eastAsia="Calibri"/>
+                <w:b w:val="0"/>
+                <w:color w:val="12160F"/>
+                <w:sz w:val="18"/>
+              </w:rPr>
+              <w:t>Match policy</w:t>
+            </w:r>
+          </w:p>
+        </w:tc>
+        <w:tc>
+          <w:tcPr>
+            <w:tcW w:type="dxa" w:w="4824"/>
+          </w:tcPr>
+          <w:p>
+            <w:r>
+              <w:rPr>
+                <w:rFonts w:ascii="Calibri" w:hAnsi="Calibri" w:eastAsia="Calibri"/>
+                <w:b w:val="0"/>
+                <w:color w:val="12160F"/>
+                <w:sz w:val="18"/>
+              </w:rPr>
+              <w:t>3-way / 2-way / GR-IR / non-PO</w:t>
+            </w:r>
+          </w:p>
+        </w:tc>
+      </w:tr>
+      <w:tr>
+        <w:tc>
+          <w:tcPr>
+            <w:tcW w:type="dxa" w:w="4824"/>
+          </w:tcPr>
+          <w:p>
+            <w:r>
+              <w:rPr>
+                <w:rFonts w:ascii="Calibri" w:hAnsi="Calibri" w:eastAsia="Calibri"/>
+                <w:b w:val="0"/>
+                <w:color w:val="12160F"/>
+                <w:sz w:val="18"/>
+              </w:rPr>
+              <w:t>Volume last quarter</w:t>
+            </w:r>
+          </w:p>
+        </w:tc>
+        <w:tc>
+          <w:tcPr>
+            <w:tcW w:type="dxa" w:w="4824"/>
+          </w:tcPr>
+          <w:p>
+            <w:r>
+              <w:rPr>
+                <w:rFonts w:ascii="Calibri" w:hAnsi="Calibri" w:eastAsia="Calibri"/>
+                <w:b w:val="0"/>
+                <w:color w:val="12160F"/>
+                <w:sz w:val="18"/>
+              </w:rPr>
+            </w:r>
+          </w:p>
+        </w:tc>
+      </w:tr>
+      <w:tr>
+        <w:tc>
+          <w:tcPr>
+            <w:tcW w:type="dxa" w:w="4824"/>
+          </w:tcPr>
+          <w:p>
+            <w:r>
+              <w:rPr>
+                <w:rFonts w:ascii="Calibri" w:hAnsi="Calibri" w:eastAsia="Calibri"/>
+                <w:b w:val="0"/>
+                <w:color w:val="12160F"/>
+                <w:sz w:val="18"/>
+              </w:rPr>
+              <w:t>Systems (ERP, capture, mail, portal, bank)</w:t>
+            </w:r>
+          </w:p>
+        </w:tc>
+        <w:tc>
+          <w:tcPr>
+            <w:tcW w:type="dxa" w:w="4824"/>
+          </w:tcPr>
+          <w:p>
+            <w:r>
+              <w:rPr>
+                <w:rFonts w:ascii="Calibri" w:hAnsi="Calibri" w:eastAsia="Calibri"/>
+                <w:b w:val="0"/>
+                <w:color w:val="12160F"/>
+                <w:sz w:val="18"/>
+              </w:rPr>
+            </w:r>
+          </w:p>
+        </w:tc>
+      </w:tr>
+      <w:tr>
+        <w:tc>
+          <w:tcPr>
+            <w:tcW w:type="dxa" w:w="4824"/>
+          </w:tcPr>
+          <w:p>
+            <w:r>
+              <w:rPr>
+                <w:rFonts w:ascii="Calibri" w:hAnsi="Calibri" w:eastAsia="Calibri"/>
+                <w:b w:val="0"/>
+                <w:color w:val="12160F"/>
+                <w:sz w:val="18"/>
+              </w:rPr>
+              <w:t>Process owner</w:t>
+            </w:r>
+          </w:p>
+        </w:tc>
+        <w:tc>
+          <w:tcPr>
+            <w:tcW w:type="dxa" w:w="4824"/>
+          </w:tcPr>
+          <w:p>
+            <w:r>
+              <w:rPr>
+                <w:rFonts w:ascii="Calibri" w:hAnsi="Calibri" w:eastAsia="Calibri"/>
+                <w:b w:val="0"/>
+                <w:color w:val="12160F"/>
+                <w:sz w:val="18"/>
+              </w:rPr>
+            </w:r>
+          </w:p>
+        </w:tc>
+      </w:tr>
+      <w:tr>
+        <w:tc>
+          <w:tcPr>
+            <w:tcW w:type="dxa" w:w="4824"/>
+          </w:tcPr>
+          <w:p>
+            <w:r>
+              <w:rPr>
+                <w:rFonts w:ascii="Calibri" w:hAnsi="Calibri" w:eastAsia="Calibri"/>
+                <w:b w:val="0"/>
+                <w:color w:val="12160F"/>
+                <w:sz w:val="18"/>
+              </w:rPr>
+              <w:t>Discovery dates</w:t>
+            </w:r>
+          </w:p>
+        </w:tc>
+        <w:tc>
+          <w:tcPr>
+            <w:tcW w:type="dxa" w:w="4824"/>
+          </w:tcPr>
+          <w:p>
+            <w:r>
+              <w:rPr>
+                <w:rFonts w:ascii="Calibri" w:hAnsi="Calibri" w:eastAsia="Calibri"/>
+                <w:b w:val="0"/>
+                <w:color w:val="12160F"/>
+                <w:sz w:val="18"/>
+              </w:rPr>
+            </w:r>
+          </w:p>
+        </w:tc>
+      </w:tr>
+      <w:tr>
+        <w:tc>
+          <w:tcPr>
+            <w:tcW w:type="dxa" w:w="4824"/>
+          </w:tcPr>
+          <w:p>
+            <w:r>
+              <w:rPr>
+                <w:rFonts w:ascii="Calibri" w:hAnsi="Calibri" w:eastAsia="Calibri"/>
+                <w:b w:val="0"/>
+                <w:color w:val="12160F"/>
+                <w:sz w:val="18"/>
+              </w:rPr>
+              <w:t>Facilitator</w:t>
+            </w:r>
+          </w:p>
+        </w:tc>
+        <w:tc>
+          <w:tcPr>
+            <w:tcW w:type="dxa" w:w="4824"/>
+          </w:tcPr>
+          <w:p>
+            <w:r>
+              <w:rPr>
+                <w:rFonts w:ascii="Calibri" w:hAnsi="Calibri" w:eastAsia="Calibri"/>
+                <w:b w:val="0"/>
+                <w:color w:val="12160F"/>
+                <w:sz w:val="18"/>
+              </w:rPr>
+            </w:r>
+          </w:p>
+        </w:tc>
+      </w:tr>
+    </w:tbl>
+    <w:p>
+      <w:pPr>
+        <w:pStyle w:val="Heading2"/>
+      </w:pPr>
+      <w:r>
+        <w:rPr>
+          <w:color w:val="12160F"/>
+        </w:rPr>
+        <w:t>2. Interview set (minimum)</w:t>
+      </w:r>
+    </w:p>
+    <w:p>
+      <w:r>
+        <w:rPr>
+          <w:rFonts w:ascii="Calibri" w:hAnsi="Calibri" w:eastAsia="Calibri"/>
+          <w:b w:val="0"/>
+          <w:sz w:val="22"/>
+        </w:rPr>
+        <w:t>Tick when done. Guides: Team pack has longer scripts; this is the Professional minimum.</w:t>
+      </w:r>
+    </w:p>
+    <w:p>
+      <w:pPr>
+        <w:pStyle w:val="ListBullet"/>
+      </w:pPr>
+      <w:r>
+        <w:t>[ ] AP Operations (intake)</w:t>
+      </w:r>
+    </w:p>
+    <w:p>
+      <w:pPr>
+        <w:pStyle w:val="ListBullet"/>
+      </w:pPr>
+      <w:r>
+        <w:t>[ ] Matcher (two if possible)</w:t>
+      </w:r>
+    </w:p>
+    <w:p>
+      <w:pPr>
+        <w:pStyle w:val="ListBullet"/>
+      </w:pPr>
+      <w:r>
+        <w:t>[ ] Exception desk</w:t>
+      </w:r>
+    </w:p>
+    <w:p>
+      <w:pPr>
+        <w:pStyle w:val="ListBullet"/>
+      </w:pPr>
+      <w:r>
+        <w:t>[ ] Plant / warehouse liaison (if PO goods)</w:t>
+      </w:r>
+    </w:p>
+    <w:p>
+      <w:pPr>
+        <w:pStyle w:val="ListBullet"/>
+      </w:pPr>
+      <w:r>
+        <w:t>[ ] Approvals coordinator (if non-PO in path)</w:t>
+      </w:r>
+    </w:p>
+    <w:p>
+      <w:pPr>
+        <w:pStyle w:val="ListBullet"/>
+      </w:pPr>
+      <w:r>
+        <w:t>[ ] Payments / Treasury (even if Agent 12 is closed)</w:t>
+      </w:r>
+    </w:p>
+    <w:p>
+      <w:pPr>
+        <w:pStyle w:val="ListBullet"/>
+      </w:pPr>
+      <w:r>
+        <w:t>[ ] Vendor master (bank change)</w:t>
+      </w:r>
+    </w:p>
+    <w:p>
+      <w:pPr>
+        <w:pStyle w:val="ListBullet"/>
+      </w:pPr>
+      <w:r>
+        <w:t>[ ] Controls</w:t>
+      </w:r>
+    </w:p>
+    <w:p>
+      <w:pPr>
+        <w:pStyle w:val="ListBullet"/>
+      </w:pPr>
+      <w:r>
+        <w:t>[ ] One buyer who creates POs on this path</w:t>
+      </w:r>
+    </w:p>
+    <w:p>
+      <w:r>
+        <w:rPr>
+          <w:rFonts w:ascii="Calibri" w:hAnsi="Calibri" w:eastAsia="Calibri"/>
+          <w:b w:val="0"/>
+          <w:sz w:val="22"/>
+        </w:rPr>
+        <w:t>Each interview: 35 minutes. Record with consent or take notes. Do not paste production invoices to Evidence Room.</w:t>
+      </w:r>
+    </w:p>
+    <w:p>
+      <w:pPr>
+        <w:pStyle w:val="Heading2"/>
+      </w:pPr>
+      <w:r>
+        <w:rPr>
+          <w:color w:val="12160F"/>
+        </w:rPr>
+        <w:t>3. Object inventory</w:t>
+      </w:r>
+    </w:p>
+    <w:tbl>
+      <w:tblPr>
+        <w:tblStyle w:val="TableGrid"/>
+        <w:tblW w:type="auto" w:w="0"/>
+        <w:tblLook w:firstColumn="1" w:firstRow="1" w:lastColumn="0" w:lastRow="0" w:noHBand="0" w:noVBand="1" w:val="04A0"/>
+      </w:tblPr>
+      <w:tblGrid>
+        <w:gridCol w:w="2412"/>
+        <w:gridCol w:w="2412"/>
+        <w:gridCol w:w="2412"/>
+        <w:gridCol w:w="2412"/>
+      </w:tblGrid>
+      <w:tr>
+        <w:tc>
+          <w:tcPr>
+            <w:tcW w:type="dxa" w:w="2412"/>
+          </w:tcPr>
+          <w:p>
+            <w:r>
+              <w:rPr>
+                <w:rFonts w:ascii="Calibri" w:hAnsi="Calibri" w:eastAsia="Calibri"/>
+                <w:b/>
+                <w:sz w:val="18"/>
+              </w:rPr>
+              <w:t>Object</w:t>
+            </w:r>
+          </w:p>
+        </w:tc>
+        <w:tc>
+          <w:tcPr>
+            <w:tcW w:type="dxa" w:w="2412"/>
+          </w:tcPr>
+          <w:p>
+            <w:r>
+              <w:rPr>
+                <w:rFonts w:ascii="Calibri" w:hAnsi="Calibri" w:eastAsia="Calibri"/>
+                <w:b/>
+                <w:sz w:val="18"/>
+              </w:rPr>
+              <w:t>ID today</w:t>
+            </w:r>
+          </w:p>
+        </w:tc>
+        <w:tc>
+          <w:tcPr>
+            <w:tcW w:type="dxa" w:w="2412"/>
+          </w:tcPr>
+          <w:p>
+            <w:r>
+              <w:rPr>
+                <w:rFonts w:ascii="Calibri" w:hAnsi="Calibri" w:eastAsia="Calibri"/>
+                <w:b/>
+                <w:sz w:val="18"/>
+              </w:rPr>
+              <w:t>Owner today</w:t>
+            </w:r>
+          </w:p>
+        </w:tc>
+        <w:tc>
+          <w:tcPr>
+            <w:tcW w:type="dxa" w:w="2412"/>
+          </w:tcPr>
+          <w:p>
+            <w:r>
+              <w:rPr>
+                <w:rFonts w:ascii="Calibri" w:hAnsi="Calibri" w:eastAsia="Calibri"/>
+                <w:b/>
+                <w:sz w:val="18"/>
+              </w:rPr>
+              <w:t>Where it dies</w:t>
+            </w:r>
+          </w:p>
+        </w:tc>
+      </w:tr>
+      <w:tr>
+        <w:tc>
+          <w:tcPr>
+            <w:tcW w:type="dxa" w:w="2412"/>
+          </w:tcPr>
+          <w:p>
+            <w:r>
+              <w:rPr>
+                <w:rFonts w:ascii="Calibri" w:hAnsi="Calibri" w:eastAsia="Calibri"/>
+                <w:b w:val="0"/>
+                <w:color w:val="12160F"/>
+                <w:sz w:val="18"/>
+              </w:rPr>
+              <w:t>Invoice</w:t>
+            </w:r>
+          </w:p>
+        </w:tc>
+        <w:tc>
+          <w:tcPr>
+            <w:tcW w:type="dxa" w:w="2412"/>
+          </w:tcPr>
+          <w:p>
+            <w:r>
+              <w:rPr>
+                <w:rFonts w:ascii="Calibri" w:hAnsi="Calibri" w:eastAsia="Calibri"/>
+                <w:b w:val="0"/>
+                <w:color w:val="12160F"/>
+                <w:sz w:val="18"/>
+              </w:rPr>
+            </w:r>
+          </w:p>
+        </w:tc>
+        <w:tc>
+          <w:tcPr>
+            <w:tcW w:type="dxa" w:w="2412"/>
+          </w:tcPr>
+          <w:p>
+            <w:r>
+              <w:rPr>
+                <w:rFonts w:ascii="Calibri" w:hAnsi="Calibri" w:eastAsia="Calibri"/>
+                <w:b w:val="0"/>
+                <w:color w:val="12160F"/>
+                <w:sz w:val="18"/>
+              </w:rPr>
+            </w:r>
+          </w:p>
+        </w:tc>
+        <w:tc>
+          <w:tcPr>
+            <w:tcW w:type="dxa" w:w="2412"/>
+          </w:tcPr>
+          <w:p>
+            <w:r>
+              <w:rPr>
+                <w:rFonts w:ascii="Calibri" w:hAnsi="Calibri" w:eastAsia="Calibri"/>
+                <w:b w:val="0"/>
+                <w:color w:val="12160F"/>
+                <w:sz w:val="18"/>
+              </w:rPr>
+            </w:r>
+          </w:p>
+        </w:tc>
+      </w:tr>
+      <w:tr>
+        <w:tc>
+          <w:tcPr>
+            <w:tcW w:type="dxa" w:w="2412"/>
+          </w:tcPr>
+          <w:p>
+            <w:r>
+              <w:rPr>
+                <w:rFonts w:ascii="Calibri" w:hAnsi="Calibri" w:eastAsia="Calibri"/>
+                <w:b w:val="0"/>
+                <w:color w:val="12160F"/>
+                <w:sz w:val="18"/>
+              </w:rPr>
+              <w:t>Exception</w:t>
+            </w:r>
+          </w:p>
+        </w:tc>
+        <w:tc>
+          <w:tcPr>
+            <w:tcW w:type="dxa" w:w="2412"/>
+          </w:tcPr>
+          <w:p>
+            <w:r>
+              <w:rPr>
+                <w:rFonts w:ascii="Calibri" w:hAnsi="Calibri" w:eastAsia="Calibri"/>
+                <w:b w:val="0"/>
+                <w:color w:val="12160F"/>
+                <w:sz w:val="18"/>
+              </w:rPr>
+            </w:r>
+          </w:p>
+        </w:tc>
+        <w:tc>
+          <w:tcPr>
+            <w:tcW w:type="dxa" w:w="2412"/>
+          </w:tcPr>
+          <w:p>
+            <w:r>
+              <w:rPr>
+                <w:rFonts w:ascii="Calibri" w:hAnsi="Calibri" w:eastAsia="Calibri"/>
+                <w:b w:val="0"/>
+                <w:color w:val="12160F"/>
+                <w:sz w:val="18"/>
+              </w:rPr>
+            </w:r>
+          </w:p>
+        </w:tc>
+        <w:tc>
+          <w:tcPr>
+            <w:tcW w:type="dxa" w:w="2412"/>
+          </w:tcPr>
+          <w:p>
+            <w:r>
+              <w:rPr>
+                <w:rFonts w:ascii="Calibri" w:hAnsi="Calibri" w:eastAsia="Calibri"/>
+                <w:b w:val="0"/>
+                <w:color w:val="12160F"/>
+                <w:sz w:val="18"/>
+              </w:rPr>
+            </w:r>
+          </w:p>
+        </w:tc>
+      </w:tr>
+      <w:tr>
+        <w:tc>
+          <w:tcPr>
+            <w:tcW w:type="dxa" w:w="2412"/>
+          </w:tcPr>
+          <w:p>
+            <w:r>
+              <w:rPr>
+                <w:rFonts w:ascii="Calibri" w:hAnsi="Calibri" w:eastAsia="Calibri"/>
+                <w:b w:val="0"/>
+                <w:color w:val="12160F"/>
+                <w:sz w:val="18"/>
+              </w:rPr>
+              <w:t>GR / service entry</w:t>
+            </w:r>
+          </w:p>
+        </w:tc>
+        <w:tc>
+          <w:tcPr>
+            <w:tcW w:type="dxa" w:w="2412"/>
+          </w:tcPr>
+          <w:p>
+            <w:r>
+              <w:rPr>
+                <w:rFonts w:ascii="Calibri" w:hAnsi="Calibri" w:eastAsia="Calibri"/>
+                <w:b w:val="0"/>
+                <w:color w:val="12160F"/>
+                <w:sz w:val="18"/>
+              </w:rPr>
+            </w:r>
+          </w:p>
+        </w:tc>
+        <w:tc>
+          <w:tcPr>
+            <w:tcW w:type="dxa" w:w="2412"/>
+          </w:tcPr>
+          <w:p>
+            <w:r>
+              <w:rPr>
+                <w:rFonts w:ascii="Calibri" w:hAnsi="Calibri" w:eastAsia="Calibri"/>
+                <w:b w:val="0"/>
+                <w:color w:val="12160F"/>
+                <w:sz w:val="18"/>
+              </w:rPr>
+            </w:r>
+          </w:p>
+        </w:tc>
+        <w:tc>
+          <w:tcPr>
+            <w:tcW w:type="dxa" w:w="2412"/>
+          </w:tcPr>
+          <w:p>
+            <w:r>
+              <w:rPr>
+                <w:rFonts w:ascii="Calibri" w:hAnsi="Calibri" w:eastAsia="Calibri"/>
+                <w:b w:val="0"/>
+                <w:color w:val="12160F"/>
+                <w:sz w:val="18"/>
+              </w:rPr>
+            </w:r>
+          </w:p>
+        </w:tc>
+      </w:tr>
+      <w:tr>
+        <w:tc>
+          <w:tcPr>
+            <w:tcW w:type="dxa" w:w="2412"/>
+          </w:tcPr>
+          <w:p>
+            <w:r>
+              <w:rPr>
+                <w:rFonts w:ascii="Calibri" w:hAnsi="Calibri" w:eastAsia="Calibri"/>
+                <w:b w:val="0"/>
+                <w:color w:val="12160F"/>
+                <w:sz w:val="18"/>
+              </w:rPr>
+              <w:t>Approval packet</w:t>
+            </w:r>
+          </w:p>
+        </w:tc>
+        <w:tc>
+          <w:tcPr>
+            <w:tcW w:type="dxa" w:w="2412"/>
+          </w:tcPr>
+          <w:p>
+            <w:r>
+              <w:rPr>
+                <w:rFonts w:ascii="Calibri" w:hAnsi="Calibri" w:eastAsia="Calibri"/>
+                <w:b w:val="0"/>
+                <w:color w:val="12160F"/>
+                <w:sz w:val="18"/>
+              </w:rPr>
+            </w:r>
+          </w:p>
+        </w:tc>
+        <w:tc>
+          <w:tcPr>
+            <w:tcW w:type="dxa" w:w="2412"/>
+          </w:tcPr>
+          <w:p>
+            <w:r>
+              <w:rPr>
+                <w:rFonts w:ascii="Calibri" w:hAnsi="Calibri" w:eastAsia="Calibri"/>
+                <w:b w:val="0"/>
+                <w:color w:val="12160F"/>
+                <w:sz w:val="18"/>
+              </w:rPr>
+            </w:r>
+          </w:p>
+        </w:tc>
+        <w:tc>
+          <w:tcPr>
+            <w:tcW w:type="dxa" w:w="2412"/>
+          </w:tcPr>
+          <w:p>
+            <w:r>
+              <w:rPr>
+                <w:rFonts w:ascii="Calibri" w:hAnsi="Calibri" w:eastAsia="Calibri"/>
+                <w:b w:val="0"/>
+                <w:color w:val="12160F"/>
+                <w:sz w:val="18"/>
+              </w:rPr>
+            </w:r>
+          </w:p>
+        </w:tc>
+      </w:tr>
+      <w:tr>
+        <w:tc>
+          <w:tcPr>
+            <w:tcW w:type="dxa" w:w="2412"/>
+          </w:tcPr>
+          <w:p>
+            <w:r>
+              <w:rPr>
+                <w:rFonts w:ascii="Calibri" w:hAnsi="Calibri" w:eastAsia="Calibri"/>
+                <w:b w:val="0"/>
+                <w:color w:val="12160F"/>
+                <w:sz w:val="18"/>
+              </w:rPr>
+              <w:t>Payment proposal line</w:t>
+            </w:r>
+          </w:p>
+        </w:tc>
+        <w:tc>
+          <w:tcPr>
+            <w:tcW w:type="dxa" w:w="2412"/>
+          </w:tcPr>
+          <w:p>
+            <w:r>
+              <w:rPr>
+                <w:rFonts w:ascii="Calibri" w:hAnsi="Calibri" w:eastAsia="Calibri"/>
+                <w:b w:val="0"/>
+                <w:color w:val="12160F"/>
+                <w:sz w:val="18"/>
+              </w:rPr>
+            </w:r>
+          </w:p>
+        </w:tc>
+        <w:tc>
+          <w:tcPr>
+            <w:tcW w:type="dxa" w:w="2412"/>
+          </w:tcPr>
+          <w:p>
+            <w:r>
+              <w:rPr>
+                <w:rFonts w:ascii="Calibri" w:hAnsi="Calibri" w:eastAsia="Calibri"/>
+                <w:b w:val="0"/>
+                <w:color w:val="12160F"/>
+                <w:sz w:val="18"/>
+              </w:rPr>
+            </w:r>
+          </w:p>
+        </w:tc>
+        <w:tc>
+          <w:tcPr>
+            <w:tcW w:type="dxa" w:w="2412"/>
+          </w:tcPr>
+          <w:p>
+            <w:r>
+              <w:rPr>
+                <w:rFonts w:ascii="Calibri" w:hAnsi="Calibri" w:eastAsia="Calibri"/>
+                <w:b w:val="0"/>
+                <w:color w:val="12160F"/>
+                <w:sz w:val="18"/>
+              </w:rPr>
+            </w:r>
+          </w:p>
+        </w:tc>
+      </w:tr>
+      <w:tr>
+        <w:tc>
+          <w:tcPr>
+            <w:tcW w:type="dxa" w:w="2412"/>
+          </w:tcPr>
+          <w:p>
+            <w:r>
+              <w:rPr>
+                <w:rFonts w:ascii="Calibri" w:hAnsi="Calibri" w:eastAsia="Calibri"/>
+                <w:b w:val="0"/>
+                <w:color w:val="12160F"/>
+                <w:sz w:val="18"/>
+              </w:rPr>
+              <w:t>Statement line (if any)</w:t>
+            </w:r>
+          </w:p>
+        </w:tc>
+        <w:tc>
+          <w:tcPr>
+            <w:tcW w:type="dxa" w:w="2412"/>
+          </w:tcPr>
+          <w:p>
+            <w:r>
+              <w:rPr>
+                <w:rFonts w:ascii="Calibri" w:hAnsi="Calibri" w:eastAsia="Calibri"/>
+                <w:b w:val="0"/>
+                <w:color w:val="12160F"/>
+                <w:sz w:val="18"/>
+              </w:rPr>
+            </w:r>
+          </w:p>
+        </w:tc>
+        <w:tc>
+          <w:tcPr>
+            <w:tcW w:type="dxa" w:w="2412"/>
+          </w:tcPr>
+          <w:p>
+            <w:r>
+              <w:rPr>
+                <w:rFonts w:ascii="Calibri" w:hAnsi="Calibri" w:eastAsia="Calibri"/>
+                <w:b w:val="0"/>
+                <w:color w:val="12160F"/>
+                <w:sz w:val="18"/>
+              </w:rPr>
+            </w:r>
+          </w:p>
+        </w:tc>
+        <w:tc>
+          <w:tcPr>
+            <w:tcW w:type="dxa" w:w="2412"/>
+          </w:tcPr>
+          <w:p>
+            <w:r>
+              <w:rPr>
+                <w:rFonts w:ascii="Calibri" w:hAnsi="Calibri" w:eastAsia="Calibri"/>
+                <w:b w:val="0"/>
+                <w:color w:val="12160F"/>
+                <w:sz w:val="18"/>
+              </w:rPr>
+            </w:r>
+          </w:p>
+        </w:tc>
+      </w:tr>
+    </w:tbl>
+    <w:p>
+      <w:r>
+        <w:rPr>
+          <w:rFonts w:ascii="Calibri" w:hAnsi="Calibri" w:eastAsia="Calibri"/>
+          <w:b w:val="0"/>
+          <w:sz w:val="22"/>
+        </w:rPr>
+        <w:t>If an object has no ID, Orchestrator will need one.</w:t>
+      </w:r>
+    </w:p>
+    <w:p>
+      <w:pPr>
+        <w:pStyle w:val="Heading2"/>
+      </w:pPr>
+      <w:r>
+        <w:rPr>
+          <w:color w:val="12160F"/>
+        </w:rPr>
+        <w:t>4. Walkthrough sheet (five invoices)</w:t>
+      </w:r>
+    </w:p>
+    <w:p>
+      <w:r>
+        <w:rPr>
+          <w:rFonts w:ascii="Calibri" w:hAnsi="Calibri" w:eastAsia="Calibri"/>
+          <w:b w:val="0"/>
+          <w:sz w:val="22"/>
+        </w:rPr>
+        <w:t>For each invoice: number (internal), type, minutes observed, stages hit, codes, who touched, whether a packet could be reopened.</w:t>
+      </w:r>
+    </w:p>
+    <w:tbl>
+      <w:tblPr>
+        <w:tblStyle w:val="TableGrid"/>
+        <w:tblW w:type="auto" w:w="0"/>
+        <w:tblLook w:firstColumn="1" w:firstRow="1" w:lastColumn="0" w:lastRow="0" w:noHBand="0" w:noVBand="1" w:val="04A0"/>
+      </w:tblPr>
+      <w:tblGrid>
+        <w:gridCol w:w="1206"/>
+        <w:gridCol w:w="1206"/>
+        <w:gridCol w:w="1206"/>
+        <w:gridCol w:w="1206"/>
+        <w:gridCol w:w="1206"/>
+        <w:gridCol w:w="1206"/>
+        <w:gridCol w:w="1206"/>
+        <w:gridCol w:w="1206"/>
+      </w:tblGrid>
+      <w:tr>
+        <w:tc>
+          <w:tcPr>
+            <w:tcW w:type="dxa" w:w="1206"/>
+          </w:tcPr>
+          <w:p>
+            <w:r>
+              <w:rPr>
+                <w:rFonts w:ascii="Calibri" w:hAnsi="Calibri" w:eastAsia="Calibri"/>
+                <w:b/>
+                <w:sz w:val="18"/>
+              </w:rPr>
+              <w:t>#</w:t>
+            </w:r>
+          </w:p>
+        </w:tc>
+        <w:tc>
+          <w:tcPr>
+            <w:tcW w:type="dxa" w:w="1206"/>
+          </w:tcPr>
+          <w:p>
+            <w:r>
+              <w:rPr>
+                <w:rFonts w:ascii="Calibri" w:hAnsi="Calibri" w:eastAsia="Calibri"/>
+                <w:b/>
+                <w:sz w:val="18"/>
+              </w:rPr>
+              <w:t>Doc</w:t>
+            </w:r>
+          </w:p>
+        </w:tc>
+        <w:tc>
+          <w:tcPr>
+            <w:tcW w:type="dxa" w:w="1206"/>
+          </w:tcPr>
+          <w:p>
+            <w:r>
+              <w:rPr>
+                <w:rFonts w:ascii="Calibri" w:hAnsi="Calibri" w:eastAsia="Calibri"/>
+                <w:b/>
+                <w:sz w:val="18"/>
+              </w:rPr>
+              <w:t>Type</w:t>
+            </w:r>
+          </w:p>
+        </w:tc>
+        <w:tc>
+          <w:tcPr>
+            <w:tcW w:type="dxa" w:w="1206"/>
+          </w:tcPr>
+          <w:p>
+            <w:r>
+              <w:rPr>
+                <w:rFonts w:ascii="Calibri" w:hAnsi="Calibri" w:eastAsia="Calibri"/>
+                <w:b/>
+                <w:sz w:val="18"/>
+              </w:rPr>
+              <w:t>Minutes</w:t>
+            </w:r>
+          </w:p>
+        </w:tc>
+        <w:tc>
+          <w:tcPr>
+            <w:tcW w:type="dxa" w:w="1206"/>
+          </w:tcPr>
+          <w:p>
+            <w:r>
+              <w:rPr>
+                <w:rFonts w:ascii="Calibri" w:hAnsi="Calibri" w:eastAsia="Calibri"/>
+                <w:b/>
+                <w:sz w:val="18"/>
+              </w:rPr>
+              <w:t>Stages</w:t>
+            </w:r>
+          </w:p>
+        </w:tc>
+        <w:tc>
+          <w:tcPr>
+            <w:tcW w:type="dxa" w:w="1206"/>
+          </w:tcPr>
+          <w:p>
+            <w:r>
+              <w:rPr>
+                <w:rFonts w:ascii="Calibri" w:hAnsi="Calibri" w:eastAsia="Calibri"/>
+                <w:b/>
+                <w:sz w:val="18"/>
+              </w:rPr>
+              <w:t>Codes</w:t>
+            </w:r>
+          </w:p>
+        </w:tc>
+        <w:tc>
+          <w:tcPr>
+            <w:tcW w:type="dxa" w:w="1206"/>
+          </w:tcPr>
+          <w:p>
+            <w:r>
+              <w:rPr>
+                <w:rFonts w:ascii="Calibri" w:hAnsi="Calibri" w:eastAsia="Calibri"/>
+                <w:b/>
+                <w:sz w:val="18"/>
+              </w:rPr>
+              <w:t>Humans</w:t>
+            </w:r>
+          </w:p>
+        </w:tc>
+        <w:tc>
+          <w:tcPr>
+            <w:tcW w:type="dxa" w:w="1206"/>
+          </w:tcPr>
+          <w:p>
+            <w:r>
+              <w:rPr>
+                <w:rFonts w:ascii="Calibri" w:hAnsi="Calibri" w:eastAsia="Calibri"/>
+                <w:b/>
+                <w:sz w:val="18"/>
+              </w:rPr>
+              <w:t>Reopen? Y/N</w:t>
+            </w:r>
+          </w:p>
+        </w:tc>
+      </w:tr>
+      <w:tr>
+        <w:tc>
+          <w:tcPr>
+            <w:tcW w:type="dxa" w:w="1206"/>
+          </w:tcPr>
+          <w:p>
+            <w:r>
+              <w:rPr>
+                <w:rFonts w:ascii="Calibri" w:hAnsi="Calibri" w:eastAsia="Calibri"/>
+                <w:b w:val="0"/>
+                <w:color w:val="12160F"/>
+                <w:sz w:val="18"/>
+              </w:rPr>
+              <w:t>1</w:t>
+            </w:r>
+          </w:p>
+        </w:tc>
+        <w:tc>
+          <w:tcPr>
+            <w:tcW w:type="dxa" w:w="1206"/>
+          </w:tcPr>
+          <w:p>
+            <w:r>
+              <w:rPr>
+                <w:rFonts w:ascii="Calibri" w:hAnsi="Calibri" w:eastAsia="Calibri"/>
+                <w:b w:val="0"/>
+                <w:color w:val="12160F"/>
+                <w:sz w:val="18"/>
+              </w:rPr>
+            </w:r>
+          </w:p>
+        </w:tc>
+        <w:tc>
+          <w:tcPr>
+            <w:tcW w:type="dxa" w:w="1206"/>
+          </w:tcPr>
+          <w:p>
+            <w:r>
+              <w:rPr>
+                <w:rFonts w:ascii="Calibri" w:hAnsi="Calibri" w:eastAsia="Calibri"/>
+                <w:b w:val="0"/>
+                <w:color w:val="12160F"/>
+                <w:sz w:val="18"/>
+              </w:rPr>
+            </w:r>
+          </w:p>
+        </w:tc>
+        <w:tc>
+          <w:tcPr>
+            <w:tcW w:type="dxa" w:w="1206"/>
+          </w:tcPr>
+          <w:p>
+            <w:r>
+              <w:rPr>
+                <w:rFonts w:ascii="Calibri" w:hAnsi="Calibri" w:eastAsia="Calibri"/>
+                <w:b w:val="0"/>
+                <w:color w:val="12160F"/>
+                <w:sz w:val="18"/>
+              </w:rPr>
+            </w:r>
+          </w:p>
+        </w:tc>
+        <w:tc>
+          <w:tcPr>
+            <w:tcW w:type="dxa" w:w="1206"/>
+          </w:tcPr>
+          <w:p>
+            <w:r>
+              <w:rPr>
+                <w:rFonts w:ascii="Calibri" w:hAnsi="Calibri" w:eastAsia="Calibri"/>
+                <w:b w:val="0"/>
+                <w:color w:val="12160F"/>
+                <w:sz w:val="18"/>
+              </w:rPr>
+            </w:r>
+          </w:p>
+        </w:tc>
+        <w:tc>
+          <w:tcPr>
+            <w:tcW w:type="dxa" w:w="1206"/>
+          </w:tcPr>
+          <w:p>
+            <w:r>
+              <w:rPr>
+                <w:rFonts w:ascii="Calibri" w:hAnsi="Calibri" w:eastAsia="Calibri"/>
+                <w:b w:val="0"/>
+                <w:color w:val="12160F"/>
+                <w:sz w:val="18"/>
+              </w:rPr>
+            </w:r>
+          </w:p>
+        </w:tc>
+        <w:tc>
+          <w:tcPr>
+            <w:tcW w:type="dxa" w:w="1206"/>
+          </w:tcPr>
+          <w:p>
+            <w:r>
+              <w:rPr>
+                <w:rFonts w:ascii="Calibri" w:hAnsi="Calibri" w:eastAsia="Calibri"/>
+                <w:b w:val="0"/>
+                <w:color w:val="12160F"/>
+                <w:sz w:val="18"/>
+              </w:rPr>
+            </w:r>
+          </w:p>
+        </w:tc>
+        <w:tc>
+          <w:tcPr>
+            <w:tcW w:type="dxa" w:w="1206"/>
+          </w:tcPr>
+          <w:p>
+            <w:r>
+              <w:rPr>
+                <w:rFonts w:ascii="Calibri" w:hAnsi="Calibri" w:eastAsia="Calibri"/>
+                <w:b w:val="0"/>
+                <w:color w:val="12160F"/>
+                <w:sz w:val="18"/>
+              </w:rPr>
+            </w:r>
+          </w:p>
+        </w:tc>
+      </w:tr>
+      <w:tr>
+        <w:tc>
+          <w:tcPr>
+            <w:tcW w:type="dxa" w:w="1206"/>
+          </w:tcPr>
+          <w:p>
+            <w:r>
+              <w:rPr>
+                <w:rFonts w:ascii="Calibri" w:hAnsi="Calibri" w:eastAsia="Calibri"/>
+                <w:b w:val="0"/>
+                <w:color w:val="12160F"/>
+                <w:sz w:val="18"/>
+              </w:rPr>
+              <w:t>2</w:t>
+            </w:r>
+          </w:p>
+        </w:tc>
+        <w:tc>
+          <w:tcPr>
+            <w:tcW w:type="dxa" w:w="1206"/>
+          </w:tcPr>
+          <w:p>
+            <w:r>
+              <w:rPr>
+                <w:rFonts w:ascii="Calibri" w:hAnsi="Calibri" w:eastAsia="Calibri"/>
+                <w:b w:val="0"/>
+                <w:color w:val="12160F"/>
+                <w:sz w:val="18"/>
+              </w:rPr>
+            </w:r>
+          </w:p>
+        </w:tc>
+        <w:tc>
+          <w:tcPr>
+            <w:tcW w:type="dxa" w:w="1206"/>
+          </w:tcPr>
+          <w:p>
+            <w:r>
+              <w:rPr>
+                <w:rFonts w:ascii="Calibri" w:hAnsi="Calibri" w:eastAsia="Calibri"/>
+                <w:b w:val="0"/>
+                <w:color w:val="12160F"/>
+                <w:sz w:val="18"/>
+              </w:rPr>
+            </w:r>
+          </w:p>
+        </w:tc>
+        <w:tc>
+          <w:tcPr>
+            <w:tcW w:type="dxa" w:w="1206"/>
+          </w:tcPr>
+          <w:p>
+            <w:r>
+              <w:rPr>
+                <w:rFonts w:ascii="Calibri" w:hAnsi="Calibri" w:eastAsia="Calibri"/>
+                <w:b w:val="0"/>
+                <w:color w:val="12160F"/>
+                <w:sz w:val="18"/>
+              </w:rPr>
+            </w:r>
+          </w:p>
+        </w:tc>
+        <w:tc>
+          <w:tcPr>
+            <w:tcW w:type="dxa" w:w="1206"/>
+          </w:tcPr>
+          <w:p>
+            <w:r>
+              <w:rPr>
+                <w:rFonts w:ascii="Calibri" w:hAnsi="Calibri" w:eastAsia="Calibri"/>
+                <w:b w:val="0"/>
+                <w:color w:val="12160F"/>
+                <w:sz w:val="18"/>
+              </w:rPr>
+            </w:r>
+          </w:p>
+        </w:tc>
+        <w:tc>
+          <w:tcPr>
+            <w:tcW w:type="dxa" w:w="1206"/>
+          </w:tcPr>
+          <w:p>
+            <w:r>
+              <w:rPr>
+                <w:rFonts w:ascii="Calibri" w:hAnsi="Calibri" w:eastAsia="Calibri"/>
+                <w:b w:val="0"/>
+                <w:color w:val="12160F"/>
+                <w:sz w:val="18"/>
+              </w:rPr>
+            </w:r>
+          </w:p>
+        </w:tc>
+        <w:tc>
+          <w:tcPr>
+            <w:tcW w:type="dxa" w:w="1206"/>
+          </w:tcPr>
+          <w:p>
+            <w:r>
+              <w:rPr>
+                <w:rFonts w:ascii="Calibri" w:hAnsi="Calibri" w:eastAsia="Calibri"/>
+                <w:b w:val="0"/>
+                <w:color w:val="12160F"/>
+                <w:sz w:val="18"/>
+              </w:rPr>
+            </w:r>
+          </w:p>
+        </w:tc>
+        <w:tc>
+          <w:tcPr>
+            <w:tcW w:type="dxa" w:w="1206"/>
+          </w:tcPr>
+          <w:p>
+            <w:r>
+              <w:rPr>
+                <w:rFonts w:ascii="Calibri" w:hAnsi="Calibri" w:eastAsia="Calibri"/>
+                <w:b w:val="0"/>
+                <w:color w:val="12160F"/>
+                <w:sz w:val="18"/>
+              </w:rPr>
+            </w:r>
+          </w:p>
+        </w:tc>
+      </w:tr>
+      <w:tr>
+        <w:tc>
+          <w:tcPr>
+            <w:tcW w:type="dxa" w:w="1206"/>
+          </w:tcPr>
+          <w:p>
+            <w:r>
+              <w:rPr>
+                <w:rFonts w:ascii="Calibri" w:hAnsi="Calibri" w:eastAsia="Calibri"/>
+                <w:b w:val="0"/>
+                <w:color w:val="12160F"/>
+                <w:sz w:val="18"/>
+              </w:rPr>
+              <w:t>3</w:t>
+            </w:r>
+          </w:p>
+        </w:tc>
+        <w:tc>
+          <w:tcPr>
+            <w:tcW w:type="dxa" w:w="1206"/>
+          </w:tcPr>
+          <w:p>
+            <w:r>
+              <w:rPr>
+                <w:rFonts w:ascii="Calibri" w:hAnsi="Calibri" w:eastAsia="Calibri"/>
+                <w:b w:val="0"/>
+                <w:color w:val="12160F"/>
+                <w:sz w:val="18"/>
+              </w:rPr>
+            </w:r>
+          </w:p>
+        </w:tc>
+        <w:tc>
+          <w:tcPr>
+            <w:tcW w:type="dxa" w:w="1206"/>
+          </w:tcPr>
+          <w:p>
+            <w:r>
+              <w:rPr>
+                <w:rFonts w:ascii="Calibri" w:hAnsi="Calibri" w:eastAsia="Calibri"/>
+                <w:b w:val="0"/>
+                <w:color w:val="12160F"/>
+                <w:sz w:val="18"/>
+              </w:rPr>
+            </w:r>
+          </w:p>
+        </w:tc>
+        <w:tc>
+          <w:tcPr>
+            <w:tcW w:type="dxa" w:w="1206"/>
+          </w:tcPr>
+          <w:p>
+            <w:r>
+              <w:rPr>
+                <w:rFonts w:ascii="Calibri" w:hAnsi="Calibri" w:eastAsia="Calibri"/>
+                <w:b w:val="0"/>
+                <w:color w:val="12160F"/>
+                <w:sz w:val="18"/>
+              </w:rPr>
+            </w:r>
+          </w:p>
+        </w:tc>
+        <w:tc>
+          <w:tcPr>
+            <w:tcW w:type="dxa" w:w="1206"/>
+          </w:tcPr>
+          <w:p>
+            <w:r>
+              <w:rPr>
+                <w:rFonts w:ascii="Calibri" w:hAnsi="Calibri" w:eastAsia="Calibri"/>
+                <w:b w:val="0"/>
+                <w:color w:val="12160F"/>
+                <w:sz w:val="18"/>
+              </w:rPr>
+            </w:r>
+          </w:p>
+        </w:tc>
+        <w:tc>
+          <w:tcPr>
+            <w:tcW w:type="dxa" w:w="1206"/>
+          </w:tcPr>
+          <w:p>
+            <w:r>
+              <w:rPr>
+                <w:rFonts w:ascii="Calibri" w:hAnsi="Calibri" w:eastAsia="Calibri"/>
+                <w:b w:val="0"/>
+                <w:color w:val="12160F"/>
+                <w:sz w:val="18"/>
+              </w:rPr>
+            </w:r>
+          </w:p>
+        </w:tc>
+        <w:tc>
+          <w:tcPr>
+            <w:tcW w:type="dxa" w:w="1206"/>
+          </w:tcPr>
+          <w:p>
+            <w:r>
+              <w:rPr>
+                <w:rFonts w:ascii="Calibri" w:hAnsi="Calibri" w:eastAsia="Calibri"/>
+                <w:b w:val="0"/>
+                <w:color w:val="12160F"/>
+                <w:sz w:val="18"/>
+              </w:rPr>
+            </w:r>
+          </w:p>
+        </w:tc>
+        <w:tc>
+          <w:tcPr>
+            <w:tcW w:type="dxa" w:w="1206"/>
+          </w:tcPr>
+          <w:p>
+            <w:r>
+              <w:rPr>
+                <w:rFonts w:ascii="Calibri" w:hAnsi="Calibri" w:eastAsia="Calibri"/>
+                <w:b w:val="0"/>
+                <w:color w:val="12160F"/>
+                <w:sz w:val="18"/>
+              </w:rPr>
+            </w:r>
+          </w:p>
+        </w:tc>
+      </w:tr>
+      <w:tr>
+        <w:tc>
+          <w:tcPr>
+            <w:tcW w:type="dxa" w:w="1206"/>
+          </w:tcPr>
+          <w:p>
+            <w:r>
+              <w:rPr>
+                <w:rFonts w:ascii="Calibri" w:hAnsi="Calibri" w:eastAsia="Calibri"/>
+                <w:b w:val="0"/>
+                <w:color w:val="12160F"/>
+                <w:sz w:val="18"/>
+              </w:rPr>
+              <w:t>4</w:t>
+            </w:r>
+          </w:p>
+        </w:tc>
+        <w:tc>
+          <w:tcPr>
+            <w:tcW w:type="dxa" w:w="1206"/>
+          </w:tcPr>
+          <w:p>
+            <w:r>
+              <w:rPr>
+                <w:rFonts w:ascii="Calibri" w:hAnsi="Calibri" w:eastAsia="Calibri"/>
+                <w:b w:val="0"/>
+                <w:color w:val="12160F"/>
+                <w:sz w:val="18"/>
+              </w:rPr>
+            </w:r>
+          </w:p>
+        </w:tc>
+        <w:tc>
+          <w:tcPr>
+            <w:tcW w:type="dxa" w:w="1206"/>
+          </w:tcPr>
+          <w:p>
+            <w:r>
+              <w:rPr>
+                <w:rFonts w:ascii="Calibri" w:hAnsi="Calibri" w:eastAsia="Calibri"/>
+                <w:b w:val="0"/>
+                <w:color w:val="12160F"/>
+                <w:sz w:val="18"/>
+              </w:rPr>
+            </w:r>
+          </w:p>
+        </w:tc>
+        <w:tc>
+          <w:tcPr>
+            <w:tcW w:type="dxa" w:w="1206"/>
+          </w:tcPr>
+          <w:p>
+            <w:r>
+              <w:rPr>
+                <w:rFonts w:ascii="Calibri" w:hAnsi="Calibri" w:eastAsia="Calibri"/>
+                <w:b w:val="0"/>
+                <w:color w:val="12160F"/>
+                <w:sz w:val="18"/>
+              </w:rPr>
+            </w:r>
+          </w:p>
+        </w:tc>
+        <w:tc>
+          <w:tcPr>
+            <w:tcW w:type="dxa" w:w="1206"/>
+          </w:tcPr>
+          <w:p>
+            <w:r>
+              <w:rPr>
+                <w:rFonts w:ascii="Calibri" w:hAnsi="Calibri" w:eastAsia="Calibri"/>
+                <w:b w:val="0"/>
+                <w:color w:val="12160F"/>
+                <w:sz w:val="18"/>
+              </w:rPr>
+            </w:r>
+          </w:p>
+        </w:tc>
+        <w:tc>
+          <w:tcPr>
+            <w:tcW w:type="dxa" w:w="1206"/>
+          </w:tcPr>
+          <w:p>
+            <w:r>
+              <w:rPr>
+                <w:rFonts w:ascii="Calibri" w:hAnsi="Calibri" w:eastAsia="Calibri"/>
+                <w:b w:val="0"/>
+                <w:color w:val="12160F"/>
+                <w:sz w:val="18"/>
+              </w:rPr>
+            </w:r>
+          </w:p>
+        </w:tc>
+        <w:tc>
+          <w:tcPr>
+            <w:tcW w:type="dxa" w:w="1206"/>
+          </w:tcPr>
+          <w:p>
+            <w:r>
+              <w:rPr>
+                <w:rFonts w:ascii="Calibri" w:hAnsi="Calibri" w:eastAsia="Calibri"/>
+                <w:b w:val="0"/>
+                <w:color w:val="12160F"/>
+                <w:sz w:val="18"/>
+              </w:rPr>
+            </w:r>
+          </w:p>
+        </w:tc>
+        <w:tc>
+          <w:tcPr>
+            <w:tcW w:type="dxa" w:w="1206"/>
+          </w:tcPr>
+          <w:p>
+            <w:r>
+              <w:rPr>
+                <w:rFonts w:ascii="Calibri" w:hAnsi="Calibri" w:eastAsia="Calibri"/>
+                <w:b w:val="0"/>
+                <w:color w:val="12160F"/>
+                <w:sz w:val="18"/>
+              </w:rPr>
+            </w:r>
+          </w:p>
+        </w:tc>
+      </w:tr>
+      <w:tr>
+        <w:tc>
+          <w:tcPr>
+            <w:tcW w:type="dxa" w:w="1206"/>
+          </w:tcPr>
+          <w:p>
+            <w:r>
+              <w:rPr>
+                <w:rFonts w:ascii="Calibri" w:hAnsi="Calibri" w:eastAsia="Calibri"/>
+                <w:b w:val="0"/>
+                <w:color w:val="12160F"/>
+                <w:sz w:val="18"/>
+              </w:rPr>
+              <w:t>5</w:t>
+            </w:r>
+          </w:p>
+        </w:tc>
+        <w:tc>
+          <w:tcPr>
+            <w:tcW w:type="dxa" w:w="1206"/>
+          </w:tcPr>
+          <w:p>
+            <w:r>
+              <w:rPr>
+                <w:rFonts w:ascii="Calibri" w:hAnsi="Calibri" w:eastAsia="Calibri"/>
+                <w:b w:val="0"/>
+                <w:color w:val="12160F"/>
+                <w:sz w:val="18"/>
+              </w:rPr>
+            </w:r>
+          </w:p>
+        </w:tc>
+        <w:tc>
+          <w:tcPr>
+            <w:tcW w:type="dxa" w:w="1206"/>
+          </w:tcPr>
+          <w:p>
+            <w:r>
+              <w:rPr>
+                <w:rFonts w:ascii="Calibri" w:hAnsi="Calibri" w:eastAsia="Calibri"/>
+                <w:b w:val="0"/>
+                <w:color w:val="12160F"/>
+                <w:sz w:val="18"/>
+              </w:rPr>
+            </w:r>
+          </w:p>
+        </w:tc>
+        <w:tc>
+          <w:tcPr>
+            <w:tcW w:type="dxa" w:w="1206"/>
+          </w:tcPr>
+          <w:p>
+            <w:r>
+              <w:rPr>
+                <w:rFonts w:ascii="Calibri" w:hAnsi="Calibri" w:eastAsia="Calibri"/>
+                <w:b w:val="0"/>
+                <w:color w:val="12160F"/>
+                <w:sz w:val="18"/>
+              </w:rPr>
+            </w:r>
+          </w:p>
+        </w:tc>
+        <w:tc>
+          <w:tcPr>
+            <w:tcW w:type="dxa" w:w="1206"/>
+          </w:tcPr>
+          <w:p>
+            <w:r>
+              <w:rPr>
+                <w:rFonts w:ascii="Calibri" w:hAnsi="Calibri" w:eastAsia="Calibri"/>
+                <w:b w:val="0"/>
+                <w:color w:val="12160F"/>
+                <w:sz w:val="18"/>
+              </w:rPr>
+            </w:r>
+          </w:p>
+        </w:tc>
+        <w:tc>
+          <w:tcPr>
+            <w:tcW w:type="dxa" w:w="1206"/>
+          </w:tcPr>
+          <w:p>
+            <w:r>
+              <w:rPr>
+                <w:rFonts w:ascii="Calibri" w:hAnsi="Calibri" w:eastAsia="Calibri"/>
+                <w:b w:val="0"/>
+                <w:color w:val="12160F"/>
+                <w:sz w:val="18"/>
+              </w:rPr>
+            </w:r>
+          </w:p>
+        </w:tc>
+        <w:tc>
+          <w:tcPr>
+            <w:tcW w:type="dxa" w:w="1206"/>
+          </w:tcPr>
+          <w:p>
+            <w:r>
+              <w:rPr>
+                <w:rFonts w:ascii="Calibri" w:hAnsi="Calibri" w:eastAsia="Calibri"/>
+                <w:b w:val="0"/>
+                <w:color w:val="12160F"/>
+                <w:sz w:val="18"/>
+              </w:rPr>
+            </w:r>
+          </w:p>
+        </w:tc>
+        <w:tc>
+          <w:tcPr>
+            <w:tcW w:type="dxa" w:w="1206"/>
+          </w:tcPr>
+          <w:p>
+            <w:r>
+              <w:rPr>
+                <w:rFonts w:ascii="Calibri" w:hAnsi="Calibri" w:eastAsia="Calibri"/>
+                <w:b w:val="0"/>
+                <w:color w:val="12160F"/>
+                <w:sz w:val="18"/>
+              </w:rPr>
+            </w:r>
+          </w:p>
+        </w:tc>
+      </w:tr>
+    </w:tbl>
+    <w:p>
+      <w:r>
+        <w:rPr>
+          <w:rFonts w:ascii="Calibri" w:hAnsi="Calibri" w:eastAsia="Calibri"/>
+          <w:b w:val="0"/>
+          <w:sz w:val="22"/>
+        </w:rPr>
+        <w:t>If reopen is N on more than two, diagnostic B6 is at most 2.</w:t>
+      </w:r>
+    </w:p>
+    <w:p>
+      <w:pPr>
+        <w:pStyle w:val="Heading2"/>
+      </w:pPr>
+      <w:r>
+        <w:rPr>
+          <w:color w:val="12160F"/>
+        </w:rPr>
+        <w:t>5. Code harvest</w:t>
+      </w:r>
+    </w:p>
+    <w:p>
+      <w:r>
+        <w:rPr>
+          <w:rFonts w:ascii="Calibri" w:hAnsi="Calibri" w:eastAsia="Calibri"/>
+          <w:b w:val="0"/>
+          <w:sz w:val="22"/>
+        </w:rPr>
+        <w:t>List every park reason heard. Map to the closed list. Mark new candidates for change control — do not invent synonyms.</w:t>
+      </w:r>
+    </w:p>
+    <w:tbl>
+      <w:tblPr>
+        <w:tblStyle w:val="TableGrid"/>
+        <w:tblW w:type="auto" w:w="0"/>
+        <w:tblLook w:firstColumn="1" w:firstRow="1" w:lastColumn="0" w:lastRow="0" w:noHBand="0" w:noVBand="1" w:val="04A0"/>
+      </w:tblPr>
+      <w:tblGrid>
+        <w:gridCol w:w="3216"/>
+        <w:gridCol w:w="3216"/>
+        <w:gridCol w:w="3216"/>
+      </w:tblGrid>
+      <w:tr>
+        <w:tc>
+          <w:tcPr>
+            <w:tcW w:type="dxa" w:w="3216"/>
+          </w:tcPr>
+          <w:p>
+            <w:r>
+              <w:rPr>
+                <w:rFonts w:ascii="Calibri" w:hAnsi="Calibri" w:eastAsia="Calibri"/>
+                <w:b/>
+                <w:sz w:val="18"/>
+              </w:rPr>
+              <w:t>Heard</w:t>
+            </w:r>
+          </w:p>
+        </w:tc>
+        <w:tc>
+          <w:tcPr>
+            <w:tcW w:type="dxa" w:w="3216"/>
+          </w:tcPr>
+          <w:p>
+            <w:r>
+              <w:rPr>
+                <w:rFonts w:ascii="Calibri" w:hAnsi="Calibri" w:eastAsia="Calibri"/>
+                <w:b/>
+                <w:sz w:val="18"/>
+              </w:rPr>
+              <w:t>Maps to</w:t>
+            </w:r>
+          </w:p>
+        </w:tc>
+        <w:tc>
+          <w:tcPr>
+            <w:tcW w:type="dxa" w:w="3216"/>
+          </w:tcPr>
+          <w:p>
+            <w:r>
+              <w:rPr>
+                <w:rFonts w:ascii="Calibri" w:hAnsi="Calibri" w:eastAsia="Calibri"/>
+                <w:b/>
+                <w:sz w:val="18"/>
+              </w:rPr>
+              <w:t>New code needed?</w:t>
+            </w:r>
+          </w:p>
+        </w:tc>
+      </w:tr>
+      <w:tr>
+        <w:tc>
+          <w:tcPr>
+            <w:tcW w:type="dxa" w:w="3216"/>
+          </w:tcPr>
+          <w:p>
+            <w:r>
+              <w:rPr>
+                <w:rFonts w:ascii="Calibri" w:hAnsi="Calibri" w:eastAsia="Calibri"/>
+                <w:b w:val="0"/>
+                <w:color w:val="12160F"/>
+                <w:sz w:val="18"/>
+              </w:rPr>
+            </w:r>
+          </w:p>
+        </w:tc>
+        <w:tc>
+          <w:tcPr>
+            <w:tcW w:type="dxa" w:w="3216"/>
+          </w:tcPr>
+          <w:p>
+            <w:r>
+              <w:rPr>
+                <w:rFonts w:ascii="Calibri" w:hAnsi="Calibri" w:eastAsia="Calibri"/>
+                <w:b w:val="0"/>
+                <w:color w:val="12160F"/>
+                <w:sz w:val="18"/>
+              </w:rPr>
+            </w:r>
+          </w:p>
+        </w:tc>
+        <w:tc>
+          <w:tcPr>
+            <w:tcW w:type="dxa" w:w="3216"/>
+          </w:tcPr>
+          <w:p>
+            <w:r>
+              <w:rPr>
+                <w:rFonts w:ascii="Calibri" w:hAnsi="Calibri" w:eastAsia="Calibri"/>
+                <w:b w:val="0"/>
+                <w:color w:val="12160F"/>
+                <w:sz w:val="18"/>
+              </w:rPr>
+            </w:r>
+          </w:p>
+        </w:tc>
+      </w:tr>
+    </w:tbl>
+    <w:p>
+      <w:pPr>
+        <w:pStyle w:val="Heading2"/>
+      </w:pPr>
+      <w:r>
+        <w:rPr>
+          <w:color w:val="12160F"/>
+        </w:rPr>
+        <w:t>6. Informal helpers</w:t>
+      </w:r>
+    </w:p>
+    <w:tbl>
+      <w:tblPr>
+        <w:tblStyle w:val="TableGrid"/>
+        <w:tblW w:type="auto" w:w="0"/>
+        <w:tblLook w:firstColumn="1" w:firstRow="1" w:lastColumn="0" w:lastRow="0" w:noHBand="0" w:noVBand="1" w:val="04A0"/>
+      </w:tblPr>
+      <w:tblGrid>
+        <w:gridCol w:w="1930"/>
+        <w:gridCol w:w="1930"/>
+        <w:gridCol w:w="1930"/>
+        <w:gridCol w:w="1930"/>
+        <w:gridCol w:w="1930"/>
+      </w:tblGrid>
+      <w:tr>
+        <w:tc>
+          <w:tcPr>
+            <w:tcW w:type="dxa" w:w="1930"/>
+          </w:tcPr>
+          <w:p>
+            <w:r>
+              <w:rPr>
+                <w:rFonts w:ascii="Calibri" w:hAnsi="Calibri" w:eastAsia="Calibri"/>
+                <w:b/>
+                <w:sz w:val="18"/>
+              </w:rPr>
+              <w:t>Helper</w:t>
+            </w:r>
+          </w:p>
+        </w:tc>
+        <w:tc>
+          <w:tcPr>
+            <w:tcW w:type="dxa" w:w="1930"/>
+          </w:tcPr>
+          <w:p>
+            <w:r>
+              <w:rPr>
+                <w:rFonts w:ascii="Calibri" w:hAnsi="Calibri" w:eastAsia="Calibri"/>
+                <w:b/>
+                <w:sz w:val="18"/>
+              </w:rPr>
+              <w:t>Where it lives</w:t>
+            </w:r>
+          </w:p>
+        </w:tc>
+        <w:tc>
+          <w:tcPr>
+            <w:tcW w:type="dxa" w:w="1930"/>
+          </w:tcPr>
+          <w:p>
+            <w:r>
+              <w:rPr>
+                <w:rFonts w:ascii="Calibri" w:hAnsi="Calibri" w:eastAsia="Calibri"/>
+                <w:b/>
+                <w:sz w:val="18"/>
+              </w:rPr>
+              <w:t>Can it post / send / pay?</w:t>
+            </w:r>
+          </w:p>
+        </w:tc>
+        <w:tc>
+          <w:tcPr>
+            <w:tcW w:type="dxa" w:w="1930"/>
+          </w:tcPr>
+          <w:p>
+            <w:r>
+              <w:rPr>
+                <w:rFonts w:ascii="Calibri" w:hAnsi="Calibri" w:eastAsia="Calibri"/>
+                <w:b/>
+                <w:sz w:val="18"/>
+              </w:rPr>
+              <w:t>Listed on register?</w:t>
+            </w:r>
+          </w:p>
+        </w:tc>
+        <w:tc>
+          <w:tcPr>
+            <w:tcW w:type="dxa" w:w="1930"/>
+          </w:tcPr>
+          <w:p>
+            <w:r>
+              <w:rPr>
+                <w:rFonts w:ascii="Calibri" w:hAnsi="Calibri" w:eastAsia="Calibri"/>
+                <w:b/>
+                <w:sz w:val="18"/>
+              </w:rPr>
+              <w:t>Action (off / charter / L0)</w:t>
+            </w:r>
+          </w:p>
+        </w:tc>
+      </w:tr>
+      <w:tr>
+        <w:tc>
+          <w:tcPr>
+            <w:tcW w:type="dxa" w:w="1930"/>
+          </w:tcPr>
+          <w:p>
+            <w:r>
+              <w:rPr>
+                <w:rFonts w:ascii="Calibri" w:hAnsi="Calibri" w:eastAsia="Calibri"/>
+                <w:b w:val="0"/>
+                <w:color w:val="12160F"/>
+                <w:sz w:val="18"/>
+              </w:rPr>
+            </w:r>
+          </w:p>
+        </w:tc>
+        <w:tc>
+          <w:tcPr>
+            <w:tcW w:type="dxa" w:w="1930"/>
+          </w:tcPr>
+          <w:p>
+            <w:r>
+              <w:rPr>
+                <w:rFonts w:ascii="Calibri" w:hAnsi="Calibri" w:eastAsia="Calibri"/>
+                <w:b w:val="0"/>
+                <w:color w:val="12160F"/>
+                <w:sz w:val="18"/>
+              </w:rPr>
+            </w:r>
+          </w:p>
+        </w:tc>
+        <w:tc>
+          <w:tcPr>
+            <w:tcW w:type="dxa" w:w="1930"/>
+          </w:tcPr>
+          <w:p>
+            <w:r>
+              <w:rPr>
+                <w:rFonts w:ascii="Calibri" w:hAnsi="Calibri" w:eastAsia="Calibri"/>
+                <w:b w:val="0"/>
+                <w:color w:val="12160F"/>
+                <w:sz w:val="18"/>
+              </w:rPr>
+            </w:r>
+          </w:p>
+        </w:tc>
+        <w:tc>
+          <w:tcPr>
+            <w:tcW w:type="dxa" w:w="1930"/>
+          </w:tcPr>
+          <w:p>
+            <w:r>
+              <w:rPr>
+                <w:rFonts w:ascii="Calibri" w:hAnsi="Calibri" w:eastAsia="Calibri"/>
+                <w:b w:val="0"/>
+                <w:color w:val="12160F"/>
+                <w:sz w:val="18"/>
+              </w:rPr>
+            </w:r>
+          </w:p>
+        </w:tc>
+        <w:tc>
+          <w:tcPr>
+            <w:tcW w:type="dxa" w:w="1930"/>
+          </w:tcPr>
+          <w:p>
+            <w:r>
+              <w:rPr>
+                <w:rFonts w:ascii="Calibri" w:hAnsi="Calibri" w:eastAsia="Calibri"/>
+                <w:b w:val="0"/>
+                <w:color w:val="12160F"/>
+                <w:sz w:val="18"/>
+              </w:rPr>
+            </w:r>
+          </w:p>
+        </w:tc>
+      </w:tr>
+    </w:tbl>
+    <w:p>
+      <w:pPr>
+        <w:pStyle w:val="Heading2"/>
+      </w:pPr>
+      <w:r>
+        <w:rPr>
+          <w:color w:val="12160F"/>
+        </w:rPr>
+        <w:t>7. Hold tests (do in the room)</w:t>
+      </w:r>
+    </w:p>
+    <w:tbl>
+      <w:tblPr>
+        <w:tblStyle w:val="TableGrid"/>
+        <w:tblW w:type="auto" w:w="0"/>
+        <w:tblLook w:firstColumn="1" w:firstRow="1" w:lastColumn="0" w:lastRow="0" w:noHBand="0" w:noVBand="1" w:val="04A0"/>
+      </w:tblPr>
+      <w:tblGrid>
+        <w:gridCol w:w="3216"/>
+        <w:gridCol w:w="3216"/>
+        <w:gridCol w:w="3216"/>
+      </w:tblGrid>
+      <w:tr>
+        <w:tc>
+          <w:tcPr>
+            <w:tcW w:type="dxa" w:w="3216"/>
+          </w:tcPr>
+          <w:p>
+            <w:r>
+              <w:rPr>
+                <w:rFonts w:ascii="Calibri" w:hAnsi="Calibri" w:eastAsia="Calibri"/>
+                <w:b/>
+                <w:sz w:val="18"/>
+              </w:rPr>
+              <w:t>Test</w:t>
+            </w:r>
+          </w:p>
+        </w:tc>
+        <w:tc>
+          <w:tcPr>
+            <w:tcW w:type="dxa" w:w="3216"/>
+          </w:tcPr>
+          <w:p>
+            <w:r>
+              <w:rPr>
+                <w:rFonts w:ascii="Calibri" w:hAnsi="Calibri" w:eastAsia="Calibri"/>
+                <w:b/>
+                <w:sz w:val="18"/>
+              </w:rPr>
+              <w:t>How</w:t>
+            </w:r>
+          </w:p>
+        </w:tc>
+        <w:tc>
+          <w:tcPr>
+            <w:tcW w:type="dxa" w:w="3216"/>
+          </w:tcPr>
+          <w:p>
+            <w:r>
+              <w:rPr>
+                <w:rFonts w:ascii="Calibri" w:hAnsi="Calibri" w:eastAsia="Calibri"/>
+                <w:b/>
+                <w:sz w:val="18"/>
+              </w:rPr>
+              <w:t>Result</w:t>
+            </w:r>
+          </w:p>
+        </w:tc>
+      </w:tr>
+      <w:tr>
+        <w:tc>
+          <w:tcPr>
+            <w:tcW w:type="dxa" w:w="3216"/>
+          </w:tcPr>
+          <w:p>
+            <w:r>
+              <w:rPr>
+                <w:rFonts w:ascii="Calibri" w:hAnsi="Calibri" w:eastAsia="Calibri"/>
+                <w:b w:val="0"/>
+                <w:color w:val="12160F"/>
+                <w:sz w:val="18"/>
+              </w:rPr>
+              <w:t>Payment</w:t>
+            </w:r>
+          </w:p>
+        </w:tc>
+        <w:tc>
+          <w:tcPr>
+            <w:tcW w:type="dxa" w:w="3216"/>
+          </w:tcPr>
+          <w:p>
+            <w:r>
+              <w:rPr>
+                <w:rFonts w:ascii="Calibri" w:hAnsi="Calibri" w:eastAsia="Calibri"/>
+                <w:b w:val="0"/>
+                <w:color w:val="12160F"/>
+                <w:sz w:val="18"/>
+              </w:rPr>
+              <w:t>Reconstruct last run</w:t>
+            </w:r>
+          </w:p>
+        </w:tc>
+        <w:tc>
+          <w:tcPr>
+            <w:tcW w:type="dxa" w:w="3216"/>
+          </w:tcPr>
+          <w:p>
+            <w:r>
+              <w:rPr>
+                <w:rFonts w:ascii="Calibri" w:hAnsi="Calibri" w:eastAsia="Calibri"/>
+                <w:b w:val="0"/>
+                <w:color w:val="12160F"/>
+                <w:sz w:val="18"/>
+              </w:rPr>
+            </w:r>
+          </w:p>
+        </w:tc>
+      </w:tr>
+      <w:tr>
+        <w:tc>
+          <w:tcPr>
+            <w:tcW w:type="dxa" w:w="3216"/>
+          </w:tcPr>
+          <w:p>
+            <w:r>
+              <w:rPr>
+                <w:rFonts w:ascii="Calibri" w:hAnsi="Calibri" w:eastAsia="Calibri"/>
+                <w:b w:val="0"/>
+                <w:color w:val="12160F"/>
+                <w:sz w:val="18"/>
+              </w:rPr>
+              <w:t>Bank</w:t>
+            </w:r>
+          </w:p>
+        </w:tc>
+        <w:tc>
+          <w:tcPr>
+            <w:tcW w:type="dxa" w:w="3216"/>
+          </w:tcPr>
+          <w:p>
+            <w:r>
+              <w:rPr>
+                <w:rFonts w:ascii="Calibri" w:hAnsi="Calibri" w:eastAsia="Calibri"/>
+                <w:b w:val="0"/>
+                <w:color w:val="12160F"/>
+                <w:sz w:val="18"/>
+              </w:rPr>
+              <w:t>Last five changes</w:t>
+            </w:r>
+          </w:p>
+        </w:tc>
+        <w:tc>
+          <w:tcPr>
+            <w:tcW w:type="dxa" w:w="3216"/>
+          </w:tcPr>
+          <w:p>
+            <w:r>
+              <w:rPr>
+                <w:rFonts w:ascii="Calibri" w:hAnsi="Calibri" w:eastAsia="Calibri"/>
+                <w:b w:val="0"/>
+                <w:color w:val="12160F"/>
+                <w:sz w:val="18"/>
+              </w:rPr>
+            </w:r>
+          </w:p>
+        </w:tc>
+      </w:tr>
+      <w:tr>
+        <w:tc>
+          <w:tcPr>
+            <w:tcW w:type="dxa" w:w="3216"/>
+          </w:tcPr>
+          <w:p>
+            <w:r>
+              <w:rPr>
+                <w:rFonts w:ascii="Calibri" w:hAnsi="Calibri" w:eastAsia="Calibri"/>
+                <w:b w:val="0"/>
+                <w:color w:val="12160F"/>
+                <w:sz w:val="18"/>
+              </w:rPr>
+              <w:t>Dummy GR</w:t>
+            </w:r>
+          </w:p>
+        </w:tc>
+        <w:tc>
+          <w:tcPr>
+            <w:tcW w:type="dxa" w:w="3216"/>
+          </w:tcPr>
+          <w:p>
+            <w:r>
+              <w:rPr>
+                <w:rFonts w:ascii="Calibri" w:hAnsi="Calibri" w:eastAsia="Calibri"/>
+                <w:b w:val="0"/>
+                <w:color w:val="12160F"/>
+                <w:sz w:val="18"/>
+              </w:rPr>
+              <w:t>Ask “has anyone posted a GR to match?”</w:t>
+            </w:r>
+          </w:p>
+        </w:tc>
+        <w:tc>
+          <w:tcPr>
+            <w:tcW w:type="dxa" w:w="3216"/>
+          </w:tcPr>
+          <w:p>
+            <w:r>
+              <w:rPr>
+                <w:rFonts w:ascii="Calibri" w:hAnsi="Calibri" w:eastAsia="Calibri"/>
+                <w:b w:val="0"/>
+                <w:color w:val="12160F"/>
+                <w:sz w:val="18"/>
+              </w:rPr>
+            </w:r>
+          </w:p>
+        </w:tc>
+      </w:tr>
+      <w:tr>
+        <w:tc>
+          <w:tcPr>
+            <w:tcW w:type="dxa" w:w="3216"/>
+          </w:tcPr>
+          <w:p>
+            <w:r>
+              <w:rPr>
+                <w:rFonts w:ascii="Calibri" w:hAnsi="Calibri" w:eastAsia="Calibri"/>
+                <w:b w:val="0"/>
+                <w:color w:val="12160F"/>
+                <w:sz w:val="18"/>
+              </w:rPr>
+              <w:t>DOA climb</w:t>
+            </w:r>
+          </w:p>
+        </w:tc>
+        <w:tc>
+          <w:tcPr>
+            <w:tcW w:type="dxa" w:w="3216"/>
+          </w:tcPr>
+          <w:p>
+            <w:r>
+              <w:rPr>
+                <w:rFonts w:ascii="Calibri" w:hAnsi="Calibri" w:eastAsia="Calibri"/>
+                <w:b w:val="0"/>
+                <w:color w:val="12160F"/>
+                <w:sz w:val="18"/>
+              </w:rPr>
+              <w:t>Ask “what if the approver is travelling?”</w:t>
+            </w:r>
+          </w:p>
+        </w:tc>
+        <w:tc>
+          <w:tcPr>
+            <w:tcW w:type="dxa" w:w="3216"/>
+          </w:tcPr>
+          <w:p>
+            <w:r>
+              <w:rPr>
+                <w:rFonts w:ascii="Calibri" w:hAnsi="Calibri" w:eastAsia="Calibri"/>
+                <w:b w:val="0"/>
+                <w:color w:val="12160F"/>
+                <w:sz w:val="18"/>
+              </w:rPr>
+            </w:r>
+          </w:p>
+        </w:tc>
+      </w:tr>
+    </w:tbl>
+    <w:p>
+      <w:pPr>
+        <w:pStyle w:val="Heading2"/>
+      </w:pPr>
+      <w:r>
+        <w:rPr>
+          <w:color w:val="12160F"/>
+        </w:rPr>
+        <w:t>8. Discovery findings (one page)</w:t>
+      </w:r>
+    </w:p>
+    <w:p>
+      <w:r>
+        <w:rPr>
+          <w:rFonts w:ascii="Calibri" w:hAnsi="Calibri" w:eastAsia="Calibri"/>
+          <w:b w:val="0"/>
+          <w:sz w:val="22"/>
+        </w:rPr>
+        <w:t>**Path is / is not ready to charter Matching because:**</w:t>
+      </w:r>
+    </w:p>
+    <w:p>
+      <w:r>
+        <w:rPr>
+          <w:rFonts w:ascii="Calibri" w:hAnsi="Calibri" w:eastAsia="Calibri"/>
+          <w:b w:val="0"/>
+          <w:sz w:val="22"/>
+        </w:rPr>
+        <w:t>**Top three codes:**</w:t>
+      </w:r>
+    </w:p>
+    <w:p>
+      <w:r>
+        <w:rPr>
+          <w:rFonts w:ascii="Calibri" w:hAnsi="Calibri" w:eastAsia="Calibri"/>
+          <w:b w:val="0"/>
+          <w:sz w:val="22"/>
+        </w:rPr>
+        <w:t>**Owner gaps:**</w:t>
+      </w:r>
+    </w:p>
+    <w:p>
+      <w:r>
+        <w:rPr>
+          <w:rFonts w:ascii="Calibri" w:hAnsi="Calibri" w:eastAsia="Calibri"/>
+          <w:b w:val="0"/>
+          <w:sz w:val="22"/>
+        </w:rPr>
+        <w:t>**Informal helper risk:**</w:t>
+      </w:r>
+    </w:p>
+    <w:p>
+      <w:r>
+        <w:rPr>
+          <w:rFonts w:ascii="Calibri" w:hAnsi="Calibri" w:eastAsia="Calibri"/>
+          <w:b w:val="0"/>
+          <w:sz w:val="22"/>
+        </w:rPr>
+        <w:t>**Recommended Wave 1 object type:**</w:t>
+      </w:r>
+    </w:p>
+    <w:p>
+      <w:r>
+        <w:rPr>
+          <w:rFonts w:ascii="Calibri" w:hAnsi="Calibri" w:eastAsia="Calibri"/>
+          <w:b w:val="0"/>
+          <w:sz w:val="22"/>
+        </w:rPr>
+        <w:t>**Out of scope until later:**</w:t>
+      </w:r>
+    </w:p>
+    <w:p>
+      <w:r>
+        <w:rPr>
+          <w:rFonts w:ascii="Calibri" w:hAnsi="Calibri" w:eastAsia="Calibri"/>
+          <w:b w:val="0"/>
+          <w:sz w:val="22"/>
+        </w:rPr>
+        <w:t>Do not attach a savings estimate to this page.</w:t>
+      </w:r>
+    </w:p>
+    <w:p>
+      <w:pPr>
+        <w:pStyle w:val="Heading2"/>
+      </w:pPr>
+      <w:r>
+        <w:rPr>
+          <w:color w:val="12160F"/>
+        </w:rPr>
+        <w:t>9. Artefacts to file</w:t>
+      </w:r>
+    </w:p>
+    <w:p>
+      <w:pPr>
+        <w:pStyle w:val="ListBullet"/>
+      </w:pPr>
+      <w:r>
+        <w:t>Map (`PROCESS_MAP_TEMPLATE.md`)</w:t>
+      </w:r>
+    </w:p>
+    <w:p>
+      <w:pPr>
+        <w:pStyle w:val="ListBullet"/>
+      </w:pPr>
+      <w:r>
+        <w:t>RACI draft</w:t>
+      </w:r>
+    </w:p>
+    <w:p>
+      <w:pPr>
+        <w:pStyle w:val="ListBullet"/>
+      </w:pPr>
+      <w:r>
+        <w:t>Control map draft</w:t>
+      </w:r>
+    </w:p>
+    <w:p>
+      <w:pPr>
+        <w:pStyle w:val="ListBullet"/>
+      </w:pPr>
+      <w:r>
+        <w:t>This workbook, signed by process owner</w:t>
+      </w:r>
+    </w:p>
+    <w:p>
+      <w:pPr>
+        <w:pStyle w:val="Heading2"/>
+      </w:pPr>
+      <w:r>
+        <w:rPr>
+          <w:color w:val="12160F"/>
+        </w:rPr>
+        <w:t>Document control</w:t>
+      </w:r>
+    </w:p>
+    <w:tbl>
+      <w:tblPr>
+        <w:tblStyle w:val="TableGrid"/>
+        <w:tblW w:type="auto" w:w="0"/>
+        <w:tblLook w:firstColumn="1" w:firstRow="1" w:lastColumn="0" w:lastRow="0" w:noHBand="0" w:noVBand="1" w:val="04A0"/>
+      </w:tblPr>
+      <w:tblGrid>
+        <w:gridCol w:w="4824"/>
+        <w:gridCol w:w="4824"/>
+      </w:tblGrid>
+      <w:tr>
+        <w:tc>
+          <w:tcPr>
+            <w:tcW w:type="dxa" w:w="4824"/>
+          </w:tcPr>
+          <w:p>
+            <w:r>
+              <w:rPr>
+                <w:rFonts w:ascii="Calibri" w:hAnsi="Calibri" w:eastAsia="Calibri"/>
+                <w:b/>
+                <w:sz w:val="18"/>
+              </w:rPr>
+              <w:t>Field</w:t>
+            </w:r>
+          </w:p>
+        </w:tc>
+        <w:tc>
+          <w:tcPr>
+            <w:tcW w:type="dxa" w:w="4824"/>
+          </w:tcPr>
+          <w:p>
+            <w:r>
+              <w:rPr>
+                <w:rFonts w:ascii="Calibri" w:hAnsi="Calibri" w:eastAsia="Calibri"/>
+                <w:b/>
+                <w:sz w:val="18"/>
+              </w:rPr>
+              <w:t>Value</w:t>
+            </w:r>
+          </w:p>
+        </w:tc>
+      </w:tr>
+      <w:tr>
+        <w:tc>
+          <w:tcPr>
+            <w:tcW w:type="dxa" w:w="4824"/>
+          </w:tcPr>
+          <w:p>
+            <w:r>
+              <w:rPr>
+                <w:rFonts w:ascii="Calibri" w:hAnsi="Calibri" w:eastAsia="Calibri"/>
+                <w:b w:val="0"/>
+                <w:color w:val="12160F"/>
+                <w:sz w:val="18"/>
+              </w:rPr>
+              <w:t>Toolkit</w:t>
+            </w:r>
+          </w:p>
+        </w:tc>
+        <w:tc>
+          <w:tcPr>
+            <w:tcW w:type="dxa" w:w="4824"/>
+          </w:tcPr>
+          <w:p>
+            <w:r>
+              <w:rPr>
+                <w:rFonts w:ascii="Calibri" w:hAnsi="Calibri" w:eastAsia="Calibri"/>
+                <w:b w:val="0"/>
+                <w:color w:val="12160F"/>
+                <w:sz w:val="18"/>
+              </w:rPr>
+              <w:t>Evidence Room — AP Agent OS</w:t>
+            </w:r>
+          </w:p>
+        </w:tc>
+      </w:tr>
+      <w:tr>
+        <w:tc>
+          <w:tcPr>
+            <w:tcW w:type="dxa" w:w="4824"/>
+          </w:tcPr>
+          <w:p>
+            <w:r>
+              <w:rPr>
+                <w:rFonts w:ascii="Calibri" w:hAnsi="Calibri" w:eastAsia="Calibri"/>
+                <w:b w:val="0"/>
+                <w:color w:val="12160F"/>
+                <w:sz w:val="18"/>
+              </w:rPr>
+              <w:t>Object</w:t>
+            </w:r>
+          </w:p>
+        </w:tc>
+        <w:tc>
+          <w:tcPr>
+            <w:tcW w:type="dxa" w:w="4824"/>
+          </w:tcPr>
+          <w:p>
+            <w:r>
+              <w:rPr>
+                <w:rFonts w:ascii="Calibri" w:hAnsi="Calibri" w:eastAsia="Calibri"/>
+                <w:b w:val="0"/>
+                <w:color w:val="12160F"/>
+                <w:sz w:val="18"/>
+              </w:rPr>
+              <w:t>Process discovery workbook</w:t>
+            </w:r>
+          </w:p>
+        </w:tc>
+      </w:tr>
+      <w:tr>
+        <w:tc>
+          <w:tcPr>
+            <w:tcW w:type="dxa" w:w="4824"/>
+          </w:tcPr>
+          <w:p>
+            <w:r>
+              <w:rPr>
+                <w:rFonts w:ascii="Calibri" w:hAnsi="Calibri" w:eastAsia="Calibri"/>
+                <w:b w:val="0"/>
+                <w:color w:val="12160F"/>
+                <w:sz w:val="18"/>
+              </w:rPr>
+              <w:t>Status</w:t>
+            </w:r>
+          </w:p>
+        </w:tc>
+        <w:tc>
+          <w:tcPr>
+            <w:tcW w:type="dxa" w:w="4824"/>
+          </w:tcPr>
+          <w:p>
+            <w:r>
+              <w:rPr>
+                <w:rFonts w:ascii="Calibri" w:hAnsi="Calibri" w:eastAsia="Calibri"/>
+                <w:b w:val="0"/>
+                <w:color w:val="12160F"/>
+                <w:sz w:val="18"/>
+              </w:rPr>
+              <w:t>Edition 1.0.0</w:t>
+            </w:r>
+          </w:p>
+        </w:tc>
+      </w:tr>
+    </w:tbl>
+    <w:p>
+      <w:r>
+        <w:rPr>
+          <w:rFonts w:ascii="Calibri" w:hAnsi="Calibri" w:eastAsia="Calibri"/>
+          <w:b/>
+          <w:color w:val="12160F"/>
+          <w:sz w:val="20"/>
+        </w:rPr>
+        <w:t>Hard hold: agents do not approve, release, or transmit payment. Vendor-bank change and close attestation stay human.</w:t>
       </w:r>
     </w:p>
     <w:sectPr>
+      <w:headerReference w:type="default" r:id="rId9"/>
+      <w:footerReference w:type="default" r:id="rId10"/>
       <w:pgSz w:w="12240" w:h="15840"/>
-      <w:pgMar w:top="1296" w:right="1800" w:bottom="1296" w:left="1800" w:header="720" w:footer="720" w:gutter="0"/>
+      <w:pgMar w:top="1224" w:right="1296" w:bottom="1224" w:left="1296" w:header="720" w:footer="720" w:gutter="0"/>
       <w:cols w:space="720"/>
       <w:docGrid w:linePitch="360"/>
     </w:sectPr>
   </w:body>
 </w:document>
+</file>
+
+<file path=word/footer1.xml><?xml version="1.0" encoding="utf-8"?>
+<w:ftr xmlns:m="http://schemas.openxmlformats.org/officeDocument/2006/math" xmlns:mc="http://schemas.openxmlformats.org/markup-compatibility/2006" xmlns:mo="http://schemas.microsoft.com/office/mac/office/2008/main" xmlns:mv="urn:schemas-microsoft-com:mac:vml" xmlns:o="urn:schemas-microsoft-com:office:office" xmlns:r="http://schemas.openxmlformats.org/officeDocument/2006/relationships" xmlns:v="urn:schemas-microsoft-com:vml" xmlns:w10="urn:schemas-microsoft-com:office:word" xmlns:w14="http://schemas.microsoft.com/office/word/2010/wordml" xmlns:w="http://schemas.openxmlformats.org/wordprocessingml/2006/main" xmlns:wne="http://schemas.microsoft.com/office/word/2006/wordml" xmlns:wp14="http://schemas.microsoft.com/office/word/2010/wordprocessingDrawing" xmlns:wp="http://schemas.openxmlformats.org/drawingml/2006/wordprocessingDrawing" xmlns:wpc="http://schemas.microsoft.com/office/word/2010/wordprocessingCanvas" xmlns:wpg="http://schemas.microsoft.com/office/word/2010/wordprocessingGroup" xmlns:wpi="http://schemas.microsoft.com/office/word/2010/wordprocessingInk" xmlns:wps="http://schemas.microsoft.com/office/word/2010/wordprocessingShape" mc:Ignorable="w14 wp14">
+  <w:p>
+    <w:pPr>
+      <w:pStyle w:val="Footer"/>
+    </w:pPr>
+    <w:r>
+      <w:rPr>
+        <w:rFonts w:ascii="Calibri" w:hAnsi="Calibri" w:eastAsia="Calibri"/>
+        <w:b w:val="0"/>
+        <w:color w:val="5A6154"/>
+        <w:sz w:val="16"/>
+      </w:rPr>
+      <w:t>Working draft. Not legal advice. Payment authorisation stays human.</w:t>
+    </w:r>
+  </w:p>
+</w:ftr>
+</file>
+
+<file path=word/header1.xml><?xml version="1.0" encoding="utf-8"?>
+<w:hdr xmlns:m="http://schemas.openxmlformats.org/officeDocument/2006/math" xmlns:mc="http://schemas.openxmlformats.org/markup-compatibility/2006" xmlns:mo="http://schemas.microsoft.com/office/mac/office/2008/main" xmlns:mv="urn:schemas-microsoft-com:mac:vml" xmlns:o="urn:schemas-microsoft-com:office:office" xmlns:r="http://schemas.openxmlformats.org/officeDocument/2006/relationships" xmlns:v="urn:schemas-microsoft-com:vml" xmlns:w10="urn:schemas-microsoft-com:office:word" xmlns:w14="http://schemas.microsoft.com/office/word/2010/wordml" xmlns:w="http://schemas.openxmlformats.org/wordprocessingml/2006/main" xmlns:wne="http://schemas.microsoft.com/office/word/2006/wordml" xmlns:wp14="http://schemas.microsoft.com/office/word/2010/wordprocessingDrawing" xmlns:wp="http://schemas.openxmlformats.org/drawingml/2006/wordprocessingDrawing" xmlns:wpc="http://schemas.microsoft.com/office/word/2010/wordprocessingCanvas" xmlns:wpg="http://schemas.microsoft.com/office/word/2010/wordprocessingGroup" xmlns:wpi="http://schemas.microsoft.com/office/word/2010/wordprocessingInk" xmlns:wps="http://schemas.microsoft.com/office/word/2010/wordprocessingShape" mc:Ignorable="w14 wp14">
+  <w:p>
+    <w:pPr>
+      <w:pStyle w:val="Header"/>
+    </w:pPr>
+    <w:r>
+      <w:rPr>
+        <w:rFonts w:ascii="Calibri" w:hAnsi="Calibri" w:eastAsia="Calibri"/>
+        <w:b w:val="0"/>
+        <w:color w:val="B0893E"/>
+        <w:sz w:val="16"/>
+      </w:rPr>
+      <w:t>EVIDENCE ROOM — AP AGENT OS  ·  Proof before permission.</w:t>
+    </w:r>
+  </w:p>
+</w:hdr>
 </file>
 
 <file path=word/numbering.xml><?xml version="1.0" encoding="utf-8"?>
@@ -395,9 +3075,6 @@
     <w:name w:val="Normal"/>
     <w:qFormat/>
     <w:rsid w:val="00FC693F"/>
-    <w:rPr>
-      <w:rFonts w:ascii="Calibri" w:hAnsi="Calibri"/>
-    </w:rPr>
   </w:style>
   <w:style w:type="paragraph" w:styleId="Header">
     <w:name w:val="header"/>
